--- a/a7/build/out/u5/A7 Unit 5 Multi-Step Proportional Relationships - Review - Key.docx
+++ b/a7/build/out/u5/A7 Unit 5 Multi-Step Proportional Relationships - Review - Key.docx
@@ -593,7 +593,7 @@
                 <w:color w:val="1A1A1A"/>
                 <w:sz w:val="22"/>
               </w:rPr>
-              <w:t>A.  67°</w:t>
+              <w:t>A.  32.5°</w:t>
             </w:r>
           </w:p>
           <w:p>
@@ -618,7 +618,7 @@
                 <w:color w:val="1A1A1A"/>
                 <w:sz w:val="22"/>
               </w:rPr>
-              <w:t>B.  130°</w:t>
+              <w:t>B.  67°</w:t>
             </w:r>
           </w:p>
           <w:p>
@@ -643,7 +643,7 @@
                 <w:color w:val="1A1A1A"/>
                 <w:sz w:val="22"/>
               </w:rPr>
-              <w:t>C.  32.5°</w:t>
+              <w:t>C.  130°</w:t>
             </w:r>
           </w:p>
           <w:p>
@@ -1883,7 +1883,7 @@
                 <w:color w:val="1A1A1A"/>
                 <w:sz w:val="22"/>
               </w:rPr>
-              <w:t>A model boat is built at 1 : 25 and is 32 cm long. Find the real boat's length in metres.</w:t>
+              <w:t>A model boat is built at 1 : 25 and is 32 cm long. Find the real boat's length in meters.</w:t>
             </w:r>
           </w:p>
           <w:p>
@@ -1989,7 +1989,7 @@
                 <w:color w:val="1A1A1A"/>
                 <w:sz w:val="22"/>
               </w:rPr>
-              <w:t xml:space="preserve">   Every part below is about one floor plan drawn at ¼ in : 1 ft, on which a room is 3 in by 4 in. 1 ft = 0.305 m.  Same surface, four different questions: a length, an area with the rate used twice, the scale factor as one number, and a conversion — the four moves of the unit on one room, so that a student learns to read the question and not the picture.</w:t>
+              <w:t xml:space="preserve">   Every part below is about one floor plan drawn at ¼ in : 1 ft, on which a room is 3 in by 4 in. 1 ft = 0.305 m.  Same surface, four different questions: a length, an area with the rate used twice, the scale factor as one number, and a length conversion — the four moves of the unit on one room, so that a student learns to read the question and not the picture.</w:t>
             </w:r>
           </w:p>
           <w:p>
@@ -2185,7 +2185,7 @@
                 <w:color w:val="1A1A1A"/>
                 <w:sz w:val="22"/>
               </w:rPr>
-              <w:t>Find the room's real area in square metres.</w:t>
+              <w:t>Find the room's real perimeter in meters.</w:t>
             </w:r>
           </w:p>
           <w:p>
@@ -2200,17 +2200,7 @@
                 <w:color w:val="9E1B32"/>
                 <w:sz w:val="22"/>
               </w:rPr>
-              <w:t>About 17.86 m</w:t>
-            </w:r>
-            <w:r>
-              <w:rPr>
-                <w:b/>
-                <w:i/>
-                <w:color w:val="9E1B32"/>
-                <w:sz w:val="22"/>
-                <w:vertAlign w:val="superscript"/>
-              </w:rPr>
-              <w:t>2</w:t>
+              <w:t>17.08 m</w:t>
             </w:r>
           </w:p>
           <w:p>
@@ -2225,36 +2215,7 @@
                 <w:color w:val="6B6B6B"/>
                 <w:sz w:val="19"/>
               </w:rPr>
-              <w:t>3.66 m by 4.88 m = 17.8608 m</w:t>
-            </w:r>
-            <w:r>
-              <w:rPr>
-                <w:b w:val="0"/>
-                <w:i/>
-                <w:color w:val="6B6B6B"/>
-                <w:sz w:val="19"/>
-                <w:vertAlign w:val="superscript"/>
-              </w:rPr>
-              <w:t>2</w:t>
-            </w:r>
-            <w:r>
-              <w:rPr>
-                <w:b w:val="0"/>
-                <w:i/>
-                <w:color w:val="6B6B6B"/>
-                <w:sz w:val="19"/>
-              </w:rPr>
-              <w:t>; or 192 × 0.305</w:t>
-            </w:r>
-            <w:r>
-              <w:rPr>
-                <w:b w:val="0"/>
-                <w:i/>
-                <w:color w:val="6B6B6B"/>
-                <w:sz w:val="19"/>
-                <w:vertAlign w:val="superscript"/>
-              </w:rPr>
-              <w:t>2</w:t>
+              <w:t>2(12 + 16) = 56 ft; 56 × 0.305 (56 ÷ 3.28 = 17.07 by the other ratio). The area in square meters is the test's transfer item and is not rehearsed here (ruling 18).</w:t>
             </w:r>
           </w:p>
         </w:tc>
@@ -2354,7 +2315,7 @@
                 <w:color w:val="1A1A1A"/>
                 <w:sz w:val="22"/>
               </w:rPr>
-              <w:t>1 in = 2.54 cm. How many centimetres is 14 in?</w:t>
+              <w:t>1 in = 2.54 cm. How many centimeters is 14 in?</w:t>
             </w:r>
           </w:p>
           <w:p>
@@ -2466,7 +2427,7 @@
                 <w:color w:val="6B6B6B"/>
                 <w:sz w:val="19"/>
               </w:rPr>
-              <w:t>fewer inches than centimetres</w:t>
+              <w:t>fewer inches than centimeters</w:t>
             </w:r>
           </w:p>
         </w:tc>
@@ -2615,7 +2576,7 @@
                 <w:color w:val="1A1A1A"/>
                 <w:sz w:val="22"/>
               </w:rPr>
-              <w:t>1 yd = 3 ft, 1 ft = 12 in, 1 in = 2.54 cm. How many centimetres is 6 yd? Estimate first.</w:t>
+              <w:t>1 yd = 3 ft, 1 ft = 12 in, 1 in = 2.54 cm. How many centimeters is 6 yd? Estimate first.</w:t>
             </w:r>
           </w:p>
           <w:p>
@@ -2712,7 +2673,7 @@
                 <w:color w:val="1A1A1A"/>
                 <w:sz w:val="22"/>
               </w:rPr>
-              <w:t>Rate on 3 Nov: 1 US dollar = 0.92 euros.</w:t>
+              <w:t>Rate on Nov 3: 1 US dollar = 0.92 euros.</w:t>
             </w:r>
           </w:p>
           <w:p>
@@ -2902,7 +2863,7 @@
                 <w:color w:val="9E1B32"/>
                 <w:sz w:val="22"/>
               </w:rPr>
-              <w:t>Lee used the ratio whose 1 is inches on centimetres. Inches are bigger, so there are fewer: 40 × 0.39 = 15.6 in (or 40 ÷ 2.54 = 15.7).</w:t>
+              <w:t>Lee used the ratio whose 1 is inches on centimeters. Inches are bigger, so there are fewer: 40 × 0.39 = 15.6 in (or 40 ÷ 2.54 = 15.7).</w:t>
             </w:r>
           </w:p>
           <w:p>
@@ -3196,7 +3157,7 @@
                 <w:color w:val="1A1A1A"/>
                 <w:sz w:val="22"/>
               </w:rPr>
-              <w:t>1 ft = 12 in. How many square inches is 8 ft</w:t>
+              <w:t>1 ft = 0.305 m. How many square meters is 8 ft</w:t>
             </w:r>
             <w:r>
               <w:rPr>
@@ -3215,7 +3176,7 @@
                 <w:color w:val="1A1A1A"/>
                 <w:sz w:val="22"/>
               </w:rPr>
-              <w:t>?</w:t>
+              <w:t>? (Round to two places.)</w:t>
             </w:r>
           </w:p>
           <w:p>
@@ -3230,7 +3191,7 @@
                 <w:color w:val="9E1B32"/>
                 <w:sz w:val="22"/>
               </w:rPr>
-              <w:t>1,152 in</w:t>
+              <w:t>About 0.74 m</w:t>
             </w:r>
             <w:r>
               <w:rPr>
@@ -3255,7 +3216,26 @@
                 <w:color w:val="6B6B6B"/>
                 <w:sz w:val="19"/>
               </w:rPr>
-              <w:t>8 × 144: the ratio squared</w:t>
+              <w:t>8 × 0.305</w:t>
+            </w:r>
+            <w:r>
+              <w:rPr>
+                <w:b w:val="0"/>
+                <w:i/>
+                <w:color w:val="6B6B6B"/>
+                <w:sz w:val="19"/>
+                <w:vertAlign w:val="superscript"/>
+              </w:rPr>
+              <w:t>2</w:t>
+            </w:r>
+            <w:r>
+              <w:rPr>
+                <w:b w:val="0"/>
+                <w:i/>
+                <w:color w:val="6B6B6B"/>
+                <w:sz w:val="19"/>
+              </w:rPr>
+              <w:t xml:space="preserve"> = 0.7442: the sheet's length ratio, squared</w:t>
             </w:r>
           </w:p>
         </w:tc>
@@ -3322,7 +3302,7 @@
                 <w:color w:val="1A1A1A"/>
                 <w:sz w:val="22"/>
               </w:rPr>
-              <w:t>1 c = 8 fl oz and 1 c = 0.24 L. How many litres is 48 fl oz?</w:t>
+              <w:t>1 c = 8 fl oz and 1 c = 0.24 L. How many liters is 48 fl oz?</w:t>
             </w:r>
           </w:p>
           <w:p>
@@ -3419,7 +3399,7 @@
                 <w:color w:val="1A1A1A"/>
                 <w:sz w:val="22"/>
               </w:rPr>
-              <w:t>1 m = 100 cm. A desk is 1.5 m</w:t>
+              <w:t>1 m = 3.28 ft. A desk is 1.5 m</w:t>
             </w:r>
             <w:r>
               <w:rPr>
@@ -3438,7 +3418,7 @@
                 <w:color w:val="1A1A1A"/>
                 <w:sz w:val="22"/>
               </w:rPr>
-              <w:t xml:space="preserve"> in area. How many square centimetres is that?</w:t>
+              <w:t xml:space="preserve"> in area. Which is closest to its area in square feet?</w:t>
             </w:r>
           </w:p>
           <w:p>
@@ -3463,7 +3443,7 @@
                 <w:color w:val="1A1A1A"/>
                 <w:sz w:val="22"/>
               </w:rPr>
-              <w:t>A.  300 cm</w:t>
+              <w:t>A.  4.9 ft</w:t>
             </w:r>
             <w:r>
               <w:rPr>
@@ -3498,7 +3478,7 @@
                 <w:color w:val="1A1A1A"/>
                 <w:sz w:val="22"/>
               </w:rPr>
-              <w:t>B.  150 cm</w:t>
+              <w:t>B.  9.8 ft</w:t>
             </w:r>
             <w:r>
               <w:rPr>
@@ -3533,7 +3513,7 @@
                 <w:color w:val="9E1B32"/>
                 <w:sz w:val="22"/>
               </w:rPr>
-              <w:t>C.  15,000 cm</w:t>
+              <w:t>C.  16.1 ft</w:t>
             </w:r>
             <w:r>
               <w:rPr>
@@ -3568,7 +3548,7 @@
                 <w:color w:val="1A1A1A"/>
                 <w:sz w:val="22"/>
               </w:rPr>
-              <w:t>D.  1,500 cm</w:t>
+              <w:t>D.  10.8 ft</w:t>
             </w:r>
             <w:r>
               <w:rPr>
@@ -3594,6 +3574,40 @@
                 <w:sz w:val="22"/>
               </w:rPr>
               <w:t>C</w:t>
+            </w:r>
+          </w:p>
+          <w:p>
+            <w:pPr>
+              <w:spacing w:before="0" w:after="120"/>
+              <w:ind w:left="420"/>
+            </w:pPr>
+            <w:r>
+              <w:rPr>
+                <w:b w:val="0"/>
+                <w:i/>
+                <w:color w:val="6B6B6B"/>
+                <w:sz w:val="19"/>
+              </w:rPr>
+              <w:t>1.5 × 3.28</w:t>
+            </w:r>
+            <w:r>
+              <w:rPr>
+                <w:b w:val="0"/>
+                <w:i/>
+                <w:color w:val="6B6B6B"/>
+                <w:sz w:val="19"/>
+                <w:vertAlign w:val="superscript"/>
+              </w:rPr>
+              <w:t>2</w:t>
+            </w:r>
+            <w:r>
+              <w:rPr>
+                <w:b w:val="0"/>
+                <w:i/>
+                <w:color w:val="6B6B6B"/>
+                <w:sz w:val="19"/>
+              </w:rPr>
+              <w:t xml:space="preserve"> = 16.1376.</w:t>
             </w:r>
           </w:p>
         </w:tc>
@@ -3693,7 +3707,7 @@
                 <w:color w:val="1A1A1A"/>
                 <w:sz w:val="22"/>
               </w:rPr>
-              <w:t>A car does 29 miles per gallon and its tank holds 12 gal.</w:t>
+              <w:t>A car gets 29 miles per gallon and its tank holds 12 gal.</w:t>
             </w:r>
           </w:p>
           <w:p>
@@ -4125,7 +4139,7 @@
                 <w:color w:val="1A1A1A"/>
                 <w:sz w:val="22"/>
               </w:rPr>
-              <w:t>Paint is mixed 1 : 2 : 5. A batch uses 10 gal of the third colour. How many gallons is the whole batch?</w:t>
+              <w:t>Paint is mixed 1 : 2 : 5. A batch uses 10 gal of the third color. How many gallons is the whole batch?</w:t>
             </w:r>
           </w:p>
           <w:p>

--- a/a7/build/out/u5/A7 Unit 5 Multi-Step Proportional Relationships - Review - Key.docx
+++ b/a7/build/out/u5/A7 Unit 5 Multi-Step Proportional Relationships - Review - Key.docx
@@ -486,7 +486,50 @@
                 <w:color w:val="1A1A1A"/>
                 <w:sz w:val="22"/>
               </w:rPr>
-              <w:t>A scale copy is made at k = 1.5. A side of the original is 6 cm. Find the matching side of the copy.</w:t>
+              <w:t xml:space="preserve">A scale copy is made at </w:t>
+            </w:r>
+            <w:r>
+              <w:drawing>
+                <wp:inline xmlns:a="http://schemas.openxmlformats.org/drawingml/2006/main" xmlns:pic="http://schemas.openxmlformats.org/drawingml/2006/picture">
+                  <wp:extent cx="429768" cy="118872"/>
+                  <wp:docPr id="1" name="Picture 1"/>
+                  <wp:cNvGraphicFramePr>
+                    <a:graphicFrameLocks noChangeAspect="1"/>
+                  </wp:cNvGraphicFramePr>
+                  <a:graphic>
+                    <a:graphicData uri="http://schemas.openxmlformats.org/drawingml/2006/picture">
+                      <pic:pic>
+                        <pic:nvPicPr>
+                          <pic:cNvPr id="0" name="65ea15e34c4c0edb.png"/>
+                          <pic:cNvPicPr/>
+                        </pic:nvPicPr>
+                        <pic:blipFill>
+                          <a:blip r:embed="rId9"/>
+                          <a:stretch>
+                            <a:fillRect/>
+                          </a:stretch>
+                        </pic:blipFill>
+                        <pic:spPr>
+                          <a:xfrm>
+                            <a:off x="0" y="0"/>
+                            <a:ext cx="429768" cy="118872"/>
+                          </a:xfrm>
+                          <a:prstGeom prst="rect"/>
+                        </pic:spPr>
+                      </pic:pic>
+                    </a:graphicData>
+                  </a:graphic>
+                </wp:inline>
+              </w:drawing>
+            </w:r>
+            <w:r>
+              <w:rPr>
+                <w:b w:val="0"/>
+                <w:i w:val="0"/>
+                <w:color w:val="1A1A1A"/>
+                <w:sz w:val="22"/>
+              </w:rPr>
+              <w:t>. A side of the original is 6 cm. Find the matching side of the copy.</w:t>
             </w:r>
           </w:p>
           <w:p>
@@ -568,7 +611,50 @@
                 <w:color w:val="1A1A1A"/>
                 <w:sz w:val="22"/>
               </w:rPr>
-              <w:t>A drawing has a 65° angle. Its scale copy is made at k = 2. What is the matching angle in the copy?</w:t>
+              <w:t xml:space="preserve">A drawing has a 65° angle. Its scale copy is made at </w:t>
+            </w:r>
+            <w:r>
+              <w:drawing>
+                <wp:inline xmlns:a="http://schemas.openxmlformats.org/drawingml/2006/main" xmlns:pic="http://schemas.openxmlformats.org/drawingml/2006/picture">
+                  <wp:extent cx="310896" cy="118872"/>
+                  <wp:docPr id="2" name="Picture 2"/>
+                  <wp:cNvGraphicFramePr>
+                    <a:graphicFrameLocks noChangeAspect="1"/>
+                  </wp:cNvGraphicFramePr>
+                  <a:graphic>
+                    <a:graphicData uri="http://schemas.openxmlformats.org/drawingml/2006/picture">
+                      <pic:pic>
+                        <pic:nvPicPr>
+                          <pic:cNvPr id="0" name="66a46555facf6d90.png"/>
+                          <pic:cNvPicPr/>
+                        </pic:nvPicPr>
+                        <pic:blipFill>
+                          <a:blip r:embed="rId10"/>
+                          <a:stretch>
+                            <a:fillRect/>
+                          </a:stretch>
+                        </pic:blipFill>
+                        <pic:spPr>
+                          <a:xfrm>
+                            <a:off x="0" y="0"/>
+                            <a:ext cx="310896" cy="118872"/>
+                          </a:xfrm>
+                          <a:prstGeom prst="rect"/>
+                        </pic:spPr>
+                      </pic:pic>
+                    </a:graphicData>
+                  </a:graphic>
+                </wp:inline>
+              </w:drawing>
+            </w:r>
+            <w:r>
+              <w:rPr>
+                <w:b w:val="0"/>
+                <w:i w:val="0"/>
+                <w:color w:val="1A1A1A"/>
+                <w:sz w:val="22"/>
+              </w:rPr>
+              <w:t>. What is the matching angle in the copy?</w:t>
             </w:r>
           </w:p>
           <w:p>
@@ -750,7 +836,50 @@
                 <w:color w:val="1A1A1A"/>
                 <w:sz w:val="22"/>
               </w:rPr>
-              <w:t>A map is drawn at 1 cm : 30 km. Two towns are 4.5 cm apart on it. How far apart are they?</w:t>
+              <w:t xml:space="preserve">A map is drawn at </w:t>
+            </w:r>
+            <w:r>
+              <w:drawing>
+                <wp:inline xmlns:a="http://schemas.openxmlformats.org/drawingml/2006/main" xmlns:pic="http://schemas.openxmlformats.org/drawingml/2006/picture">
+                  <wp:extent cx="774192" cy="118872"/>
+                  <wp:docPr id="3" name="Picture 3"/>
+                  <wp:cNvGraphicFramePr>
+                    <a:graphicFrameLocks noChangeAspect="1"/>
+                  </wp:cNvGraphicFramePr>
+                  <a:graphic>
+                    <a:graphicData uri="http://schemas.openxmlformats.org/drawingml/2006/picture">
+                      <pic:pic>
+                        <pic:nvPicPr>
+                          <pic:cNvPr id="0" name="473cbde3a15b95e1.png"/>
+                          <pic:cNvPicPr/>
+                        </pic:nvPicPr>
+                        <pic:blipFill>
+                          <a:blip r:embed="rId11"/>
+                          <a:stretch>
+                            <a:fillRect/>
+                          </a:stretch>
+                        </pic:blipFill>
+                        <pic:spPr>
+                          <a:xfrm>
+                            <a:off x="0" y="0"/>
+                            <a:ext cx="774192" cy="118872"/>
+                          </a:xfrm>
+                          <a:prstGeom prst="rect"/>
+                        </pic:spPr>
+                      </pic:pic>
+                    </a:graphicData>
+                  </a:graphic>
+                </wp:inline>
+              </w:drawing>
+            </w:r>
+            <w:r>
+              <w:rPr>
+                <w:b w:val="0"/>
+                <w:i w:val="0"/>
+                <w:color w:val="1A1A1A"/>
+                <w:sz w:val="22"/>
+              </w:rPr>
+              <w:t>. Two towns are 4.5 cm apart on it. How far apart are they?</w:t>
             </w:r>
           </w:p>
           <w:p>
@@ -880,7 +1009,50 @@
                 <w:color w:val="1A1A1A"/>
                 <w:sz w:val="22"/>
               </w:rPr>
-              <w:t>A figure with perimeter 16 cm is scaled by k = 2.5. Find the copy's perimeter.</w:t>
+              <w:t xml:space="preserve">A figure with perimeter 16 cm is scaled by </w:t>
+            </w:r>
+            <w:r>
+              <w:drawing>
+                <wp:inline xmlns:a="http://schemas.openxmlformats.org/drawingml/2006/main" xmlns:pic="http://schemas.openxmlformats.org/drawingml/2006/picture">
+                  <wp:extent cx="429768" cy="118872"/>
+                  <wp:docPr id="4" name="Picture 4"/>
+                  <wp:cNvGraphicFramePr>
+                    <a:graphicFrameLocks noChangeAspect="1"/>
+                  </wp:cNvGraphicFramePr>
+                  <a:graphic>
+                    <a:graphicData uri="http://schemas.openxmlformats.org/drawingml/2006/picture">
+                      <pic:pic>
+                        <pic:nvPicPr>
+                          <pic:cNvPr id="0" name="2c5ff623f3ebf612.png"/>
+                          <pic:cNvPicPr/>
+                        </pic:nvPicPr>
+                        <pic:blipFill>
+                          <a:blip r:embed="rId12"/>
+                          <a:stretch>
+                            <a:fillRect/>
+                          </a:stretch>
+                        </pic:blipFill>
+                        <pic:spPr>
+                          <a:xfrm>
+                            <a:off x="0" y="0"/>
+                            <a:ext cx="429768" cy="118872"/>
+                          </a:xfrm>
+                          <a:prstGeom prst="rect"/>
+                        </pic:spPr>
+                      </pic:pic>
+                    </a:graphicData>
+                  </a:graphic>
+                </wp:inline>
+              </w:drawing>
+            </w:r>
+            <w:r>
+              <w:rPr>
+                <w:b w:val="0"/>
+                <w:i w:val="0"/>
+                <w:color w:val="1A1A1A"/>
+                <w:sz w:val="22"/>
+              </w:rPr>
+              <w:t>. Find the copy's perimeter.</w:t>
             </w:r>
           </w:p>
           <w:p>
@@ -977,17 +1149,41 @@
                 <w:color w:val="1A1A1A"/>
                 <w:sz w:val="22"/>
               </w:rPr>
-              <w:t>A figure with area 9 cm</w:t>
+              <w:t xml:space="preserve">A figure with area </w:t>
             </w:r>
             <w:r>
-              <w:rPr>
-                <w:b w:val="0"/>
-                <w:i w:val="0"/>
-                <w:color w:val="1A1A1A"/>
-                <w:sz w:val="22"/>
-                <w:vertAlign w:val="superscript"/>
-              </w:rPr>
-              <w:t>2</w:t>
+              <w:drawing>
+                <wp:inline xmlns:a="http://schemas.openxmlformats.org/drawingml/2006/main" xmlns:pic="http://schemas.openxmlformats.org/drawingml/2006/picture">
+                  <wp:extent cx="356616" cy="146304"/>
+                  <wp:docPr id="5" name="Picture 5"/>
+                  <wp:cNvGraphicFramePr>
+                    <a:graphicFrameLocks noChangeAspect="1"/>
+                  </wp:cNvGraphicFramePr>
+                  <a:graphic>
+                    <a:graphicData uri="http://schemas.openxmlformats.org/drawingml/2006/picture">
+                      <pic:pic>
+                        <pic:nvPicPr>
+                          <pic:cNvPr id="0" name="c06c81a32f4ff1c9.png"/>
+                          <pic:cNvPicPr/>
+                        </pic:nvPicPr>
+                        <pic:blipFill>
+                          <a:blip r:embed="rId13"/>
+                          <a:stretch>
+                            <a:fillRect/>
+                          </a:stretch>
+                        </pic:blipFill>
+                        <pic:spPr>
+                          <a:xfrm>
+                            <a:off x="0" y="0"/>
+                            <a:ext cx="356616" cy="146304"/>
+                          </a:xfrm>
+                          <a:prstGeom prst="rect"/>
+                        </pic:spPr>
+                      </pic:pic>
+                    </a:graphicData>
+                  </a:graphic>
+                </wp:inline>
+              </w:drawing>
             </w:r>
             <w:r>
               <w:rPr>
@@ -996,7 +1192,50 @@
                 <w:color w:val="1A1A1A"/>
                 <w:sz w:val="22"/>
               </w:rPr>
-              <w:t xml:space="preserve"> is scaled by k = 2.5. Find the copy's area.</w:t>
+              <w:t xml:space="preserve"> is scaled by </w:t>
+            </w:r>
+            <w:r>
+              <w:drawing>
+                <wp:inline xmlns:a="http://schemas.openxmlformats.org/drawingml/2006/main" xmlns:pic="http://schemas.openxmlformats.org/drawingml/2006/picture">
+                  <wp:extent cx="429768" cy="118872"/>
+                  <wp:docPr id="6" name="Picture 6"/>
+                  <wp:cNvGraphicFramePr>
+                    <a:graphicFrameLocks noChangeAspect="1"/>
+                  </wp:cNvGraphicFramePr>
+                  <a:graphic>
+                    <a:graphicData uri="http://schemas.openxmlformats.org/drawingml/2006/picture">
+                      <pic:pic>
+                        <pic:nvPicPr>
+                          <pic:cNvPr id="0" name="2c5ff623f3ebf612.png"/>
+                          <pic:cNvPicPr/>
+                        </pic:nvPicPr>
+                        <pic:blipFill>
+                          <a:blip r:embed="rId12"/>
+                          <a:stretch>
+                            <a:fillRect/>
+                          </a:stretch>
+                        </pic:blipFill>
+                        <pic:spPr>
+                          <a:xfrm>
+                            <a:off x="0" y="0"/>
+                            <a:ext cx="429768" cy="118872"/>
+                          </a:xfrm>
+                          <a:prstGeom prst="rect"/>
+                        </pic:spPr>
+                      </pic:pic>
+                    </a:graphicData>
+                  </a:graphic>
+                </wp:inline>
+              </w:drawing>
+            </w:r>
+            <w:r>
+              <w:rPr>
+                <w:b w:val="0"/>
+                <w:i w:val="0"/>
+                <w:color w:val="1A1A1A"/>
+                <w:sz w:val="22"/>
+              </w:rPr>
+              <w:t>. Find the copy's area.</w:t>
             </w:r>
           </w:p>
           <w:p>
@@ -1122,7 +1361,50 @@
                 <w:color w:val="1A1A1A"/>
                 <w:sz w:val="22"/>
               </w:rPr>
-              <w:t>A 4 cm by 6 cm rectangle is scaled by k = ½.</w:t>
+              <w:t xml:space="preserve">A 4 cm by 6 cm rectangle is scaled by </w:t>
+            </w:r>
+            <w:r>
+              <w:drawing>
+                <wp:inline xmlns:a="http://schemas.openxmlformats.org/drawingml/2006/main" xmlns:pic="http://schemas.openxmlformats.org/drawingml/2006/picture">
+                  <wp:extent cx="295656" cy="213360"/>
+                  <wp:docPr id="7" name="Picture 7"/>
+                  <wp:cNvGraphicFramePr>
+                    <a:graphicFrameLocks noChangeAspect="1"/>
+                  </wp:cNvGraphicFramePr>
+                  <a:graphic>
+                    <a:graphicData uri="http://schemas.openxmlformats.org/drawingml/2006/picture">
+                      <pic:pic>
+                        <pic:nvPicPr>
+                          <pic:cNvPr id="0" name="4c16c08f73accb3b.png"/>
+                          <pic:cNvPicPr/>
+                        </pic:nvPicPr>
+                        <pic:blipFill>
+                          <a:blip r:embed="rId14"/>
+                          <a:stretch>
+                            <a:fillRect/>
+                          </a:stretch>
+                        </pic:blipFill>
+                        <pic:spPr>
+                          <a:xfrm>
+                            <a:off x="0" y="0"/>
+                            <a:ext cx="295656" cy="213360"/>
+                          </a:xfrm>
+                          <a:prstGeom prst="rect"/>
+                        </pic:spPr>
+                      </pic:pic>
+                    </a:graphicData>
+                  </a:graphic>
+                </wp:inline>
+              </w:drawing>
+            </w:r>
+            <w:r>
+              <w:rPr>
+                <w:b w:val="0"/>
+                <w:i w:val="0"/>
+                <w:color w:val="1A1A1A"/>
+                <w:sz w:val="22"/>
+              </w:rPr>
+              <w:t>.</w:t>
             </w:r>
           </w:p>
           <w:p>
@@ -1307,17 +1589,41 @@
                 <w:color w:val="1A1A1A"/>
                 <w:sz w:val="22"/>
               </w:rPr>
-              <w:t>A figure has area 10 cm</w:t>
+              <w:t xml:space="preserve">A figure has area </w:t>
             </w:r>
             <w:r>
-              <w:rPr>
-                <w:b w:val="0"/>
-                <w:i w:val="0"/>
-                <w:color w:val="1A1A1A"/>
-                <w:sz w:val="22"/>
-                <w:vertAlign w:val="superscript"/>
-              </w:rPr>
-              <w:t>2</w:t>
+              <w:drawing>
+                <wp:inline xmlns:a="http://schemas.openxmlformats.org/drawingml/2006/main" xmlns:pic="http://schemas.openxmlformats.org/drawingml/2006/picture">
+                  <wp:extent cx="423672" cy="143256"/>
+                  <wp:docPr id="8" name="Picture 8"/>
+                  <wp:cNvGraphicFramePr>
+                    <a:graphicFrameLocks noChangeAspect="1"/>
+                  </wp:cNvGraphicFramePr>
+                  <a:graphic>
+                    <a:graphicData uri="http://schemas.openxmlformats.org/drawingml/2006/picture">
+                      <pic:pic>
+                        <pic:nvPicPr>
+                          <pic:cNvPr id="0" name="62e20b5d2e5fab2f.png"/>
+                          <pic:cNvPicPr/>
+                        </pic:nvPicPr>
+                        <pic:blipFill>
+                          <a:blip r:embed="rId15"/>
+                          <a:stretch>
+                            <a:fillRect/>
+                          </a:stretch>
+                        </pic:blipFill>
+                        <pic:spPr>
+                          <a:xfrm>
+                            <a:off x="0" y="0"/>
+                            <a:ext cx="423672" cy="143256"/>
+                          </a:xfrm>
+                          <a:prstGeom prst="rect"/>
+                        </pic:spPr>
+                      </pic:pic>
+                    </a:graphicData>
+                  </a:graphic>
+                </wp:inline>
+              </w:drawing>
             </w:r>
             <w:r>
               <w:rPr>
@@ -1326,17 +1632,41 @@
                 <w:color w:val="1A1A1A"/>
                 <w:sz w:val="22"/>
               </w:rPr>
-              <w:t xml:space="preserve"> and its scale copy has area 160 cm</w:t>
+              <w:t xml:space="preserve"> and its scale copy has area </w:t>
             </w:r>
             <w:r>
-              <w:rPr>
-                <w:b w:val="0"/>
-                <w:i w:val="0"/>
-                <w:color w:val="1A1A1A"/>
-                <w:sz w:val="22"/>
-                <w:vertAlign w:val="superscript"/>
-              </w:rPr>
-              <w:t>2</w:t>
+              <w:drawing>
+                <wp:inline xmlns:a="http://schemas.openxmlformats.org/drawingml/2006/main" xmlns:pic="http://schemas.openxmlformats.org/drawingml/2006/picture">
+                  <wp:extent cx="505968" cy="143256"/>
+                  <wp:docPr id="9" name="Picture 9"/>
+                  <wp:cNvGraphicFramePr>
+                    <a:graphicFrameLocks noChangeAspect="1"/>
+                  </wp:cNvGraphicFramePr>
+                  <a:graphic>
+                    <a:graphicData uri="http://schemas.openxmlformats.org/drawingml/2006/picture">
+                      <pic:pic>
+                        <pic:nvPicPr>
+                          <pic:cNvPr id="0" name="91ecc55339e878ac.png"/>
+                          <pic:cNvPicPr/>
+                        </pic:nvPicPr>
+                        <pic:blipFill>
+                          <a:blip r:embed="rId16"/>
+                          <a:stretch>
+                            <a:fillRect/>
+                          </a:stretch>
+                        </pic:blipFill>
+                        <pic:spPr>
+                          <a:xfrm>
+                            <a:off x="0" y="0"/>
+                            <a:ext cx="505968" cy="143256"/>
+                          </a:xfrm>
+                          <a:prstGeom prst="rect"/>
+                        </pic:spPr>
+                      </pic:pic>
+                    </a:graphicData>
+                  </a:graphic>
+                </wp:inline>
+              </w:drawing>
             </w:r>
             <w:r>
               <w:rPr>
@@ -1345,7 +1675,50 @@
                 <w:color w:val="1A1A1A"/>
                 <w:sz w:val="22"/>
               </w:rPr>
-              <w:t>. Find k.</w:t>
+              <w:t xml:space="preserve">. Find </w:t>
+            </w:r>
+            <w:r>
+              <w:drawing>
+                <wp:inline xmlns:a="http://schemas.openxmlformats.org/drawingml/2006/main" xmlns:pic="http://schemas.openxmlformats.org/drawingml/2006/picture">
+                  <wp:extent cx="76200" cy="118872"/>
+                  <wp:docPr id="10" name="Picture 10"/>
+                  <wp:cNvGraphicFramePr>
+                    <a:graphicFrameLocks noChangeAspect="1"/>
+                  </wp:cNvGraphicFramePr>
+                  <a:graphic>
+                    <a:graphicData uri="http://schemas.openxmlformats.org/drawingml/2006/picture">
+                      <pic:pic>
+                        <pic:nvPicPr>
+                          <pic:cNvPr id="0" name="8a5d661a65b81196.png"/>
+                          <pic:cNvPicPr/>
+                        </pic:nvPicPr>
+                        <pic:blipFill>
+                          <a:blip r:embed="rId17"/>
+                          <a:stretch>
+                            <a:fillRect/>
+                          </a:stretch>
+                        </pic:blipFill>
+                        <pic:spPr>
+                          <a:xfrm>
+                            <a:off x="0" y="0"/>
+                            <a:ext cx="76200" cy="118872"/>
+                          </a:xfrm>
+                          <a:prstGeom prst="rect"/>
+                        </pic:spPr>
+                      </pic:pic>
+                    </a:graphicData>
+                  </a:graphic>
+                </wp:inline>
+              </w:drawing>
+            </w:r>
+            <w:r>
+              <w:rPr>
+                <w:b w:val="0"/>
+                <w:i w:val="0"/>
+                <w:color w:val="1A1A1A"/>
+                <w:sz w:val="22"/>
+              </w:rPr>
+              <w:t>.</w:t>
             </w:r>
           </w:p>
           <w:p>
@@ -1689,7 +2062,50 @@
                 <w:color w:val="1A1A1A"/>
                 <w:sz w:val="22"/>
               </w:rPr>
-              <w:t>A plan is drawn at ½ in : 1 ft. A wall is 7.5 in long on it. Find the real length.</w:t>
+              <w:t xml:space="preserve">A plan is drawn at </w:t>
+            </w:r>
+            <w:r>
+              <w:drawing>
+                <wp:inline xmlns:a="http://schemas.openxmlformats.org/drawingml/2006/main" xmlns:pic="http://schemas.openxmlformats.org/drawingml/2006/picture">
+                  <wp:extent cx="521207" cy="213360"/>
+                  <wp:docPr id="11" name="Picture 11"/>
+                  <wp:cNvGraphicFramePr>
+                    <a:graphicFrameLocks noChangeAspect="1"/>
+                  </wp:cNvGraphicFramePr>
+                  <a:graphic>
+                    <a:graphicData uri="http://schemas.openxmlformats.org/drawingml/2006/picture">
+                      <pic:pic>
+                        <pic:nvPicPr>
+                          <pic:cNvPr id="0" name="edd1bb0d1f26d50d.png"/>
+                          <pic:cNvPicPr/>
+                        </pic:nvPicPr>
+                        <pic:blipFill>
+                          <a:blip r:embed="rId18"/>
+                          <a:stretch>
+                            <a:fillRect/>
+                          </a:stretch>
+                        </pic:blipFill>
+                        <pic:spPr>
+                          <a:xfrm>
+                            <a:off x="0" y="0"/>
+                            <a:ext cx="521207" cy="213360"/>
+                          </a:xfrm>
+                          <a:prstGeom prst="rect"/>
+                        </pic:spPr>
+                      </pic:pic>
+                    </a:graphicData>
+                  </a:graphic>
+                </wp:inline>
+              </w:drawing>
+            </w:r>
+            <w:r>
+              <w:rPr>
+                <w:b w:val="0"/>
+                <w:i w:val="0"/>
+                <w:color w:val="1A1A1A"/>
+                <w:sz w:val="22"/>
+              </w:rPr>
+              <w:t>. A wall is 7.5 in long on it. Find the real length.</w:t>
             </w:r>
           </w:p>
           <w:p>
@@ -1786,7 +2202,50 @@
                 <w:color w:val="1A1A1A"/>
                 <w:sz w:val="22"/>
               </w:rPr>
-              <w:t>A plan is drawn at 1 in : 6 ft. A real wall is 21 ft long. Find its length on the plan.</w:t>
+              <w:t xml:space="preserve">A plan is drawn at </w:t>
+            </w:r>
+            <w:r>
+              <w:drawing>
+                <wp:inline xmlns:a="http://schemas.openxmlformats.org/drawingml/2006/main" xmlns:pic="http://schemas.openxmlformats.org/drawingml/2006/picture">
+                  <wp:extent cx="505968" cy="118872"/>
+                  <wp:docPr id="12" name="Picture 12"/>
+                  <wp:cNvGraphicFramePr>
+                    <a:graphicFrameLocks noChangeAspect="1"/>
+                  </wp:cNvGraphicFramePr>
+                  <a:graphic>
+                    <a:graphicData uri="http://schemas.openxmlformats.org/drawingml/2006/picture">
+                      <pic:pic>
+                        <pic:nvPicPr>
+                          <pic:cNvPr id="0" name="8de5fbfced5a0a18.png"/>
+                          <pic:cNvPicPr/>
+                        </pic:nvPicPr>
+                        <pic:blipFill>
+                          <a:blip r:embed="rId19"/>
+                          <a:stretch>
+                            <a:fillRect/>
+                          </a:stretch>
+                        </pic:blipFill>
+                        <pic:spPr>
+                          <a:xfrm>
+                            <a:off x="0" y="0"/>
+                            <a:ext cx="505968" cy="118872"/>
+                          </a:xfrm>
+                          <a:prstGeom prst="rect"/>
+                        </pic:spPr>
+                      </pic:pic>
+                    </a:graphicData>
+                  </a:graphic>
+                </wp:inline>
+              </w:drawing>
+            </w:r>
+            <w:r>
+              <w:rPr>
+                <w:b w:val="0"/>
+                <w:i w:val="0"/>
+                <w:color w:val="1A1A1A"/>
+                <w:sz w:val="22"/>
+              </w:rPr>
+              <w:t>. A real wall is 21 ft long. Find its length on the plan.</w:t>
             </w:r>
           </w:p>
           <w:p>
@@ -1883,7 +2342,50 @@
                 <w:color w:val="1A1A1A"/>
                 <w:sz w:val="22"/>
               </w:rPr>
-              <w:t>A model boat is built at 1 : 25 and is 32 cm long. Find the real boat's length in meters.</w:t>
+              <w:t xml:space="preserve">A model boat is built at </w:t>
+            </w:r>
+            <w:r>
+              <w:drawing>
+                <wp:inline xmlns:a="http://schemas.openxmlformats.org/drawingml/2006/main" xmlns:pic="http://schemas.openxmlformats.org/drawingml/2006/picture">
+                  <wp:extent cx="310896" cy="118872"/>
+                  <wp:docPr id="13" name="Picture 13"/>
+                  <wp:cNvGraphicFramePr>
+                    <a:graphicFrameLocks noChangeAspect="1"/>
+                  </wp:cNvGraphicFramePr>
+                  <a:graphic>
+                    <a:graphicData uri="http://schemas.openxmlformats.org/drawingml/2006/picture">
+                      <pic:pic>
+                        <pic:nvPicPr>
+                          <pic:cNvPr id="0" name="2517a28dd5ab0352.png"/>
+                          <pic:cNvPicPr/>
+                        </pic:nvPicPr>
+                        <pic:blipFill>
+                          <a:blip r:embed="rId20"/>
+                          <a:stretch>
+                            <a:fillRect/>
+                          </a:stretch>
+                        </pic:blipFill>
+                        <pic:spPr>
+                          <a:xfrm>
+                            <a:off x="0" y="0"/>
+                            <a:ext cx="310896" cy="118872"/>
+                          </a:xfrm>
+                          <a:prstGeom prst="rect"/>
+                        </pic:spPr>
+                      </pic:pic>
+                    </a:graphicData>
+                  </a:graphic>
+                </wp:inline>
+              </w:drawing>
+            </w:r>
+            <w:r>
+              <w:rPr>
+                <w:b w:val="0"/>
+                <w:i w:val="0"/>
+                <w:color w:val="1A1A1A"/>
+                <w:sz w:val="22"/>
+              </w:rPr>
+              <w:t xml:space="preserve"> and is 32 cm long. Find the real boat's length in meters.</w:t>
             </w:r>
           </w:p>
           <w:p>
@@ -2309,13 +2811,47 @@
               <w:t xml:space="preserve">16.   </w:t>
             </w:r>
             <w:r>
+              <w:drawing>
+                <wp:inline xmlns:a="http://schemas.openxmlformats.org/drawingml/2006/main" xmlns:pic="http://schemas.openxmlformats.org/drawingml/2006/picture">
+                  <wp:extent cx="880872" cy="118872"/>
+                  <wp:docPr id="14" name="Picture 14"/>
+                  <wp:cNvGraphicFramePr>
+                    <a:graphicFrameLocks noChangeAspect="1"/>
+                  </wp:cNvGraphicFramePr>
+                  <a:graphic>
+                    <a:graphicData uri="http://schemas.openxmlformats.org/drawingml/2006/picture">
+                      <pic:pic>
+                        <pic:nvPicPr>
+                          <pic:cNvPr id="0" name="3f7b1ea0b6e117e9.png"/>
+                          <pic:cNvPicPr/>
+                        </pic:nvPicPr>
+                        <pic:blipFill>
+                          <a:blip r:embed="rId21"/>
+                          <a:stretch>
+                            <a:fillRect/>
+                          </a:stretch>
+                        </pic:blipFill>
+                        <pic:spPr>
+                          <a:xfrm>
+                            <a:off x="0" y="0"/>
+                            <a:ext cx="880872" cy="118872"/>
+                          </a:xfrm>
+                          <a:prstGeom prst="rect"/>
+                        </pic:spPr>
+                      </pic:pic>
+                    </a:graphicData>
+                  </a:graphic>
+                </wp:inline>
+              </w:drawing>
+            </w:r>
+            <w:r>
               <w:rPr>
                 <w:b w:val="0"/>
                 <w:i w:val="0"/>
                 <w:color w:val="1A1A1A"/>
                 <w:sz w:val="22"/>
               </w:rPr>
-              <w:t>1 in = 2.54 cm. How many centimeters is 14 in?</w:t>
+              <w:t>. How many centimeters is 14 in?</w:t>
             </w:r>
           </w:p>
           <w:p>
@@ -2391,13 +2927,47 @@
               <w:t xml:space="preserve">17.   </w:t>
             </w:r>
             <w:r>
+              <w:drawing>
+                <wp:inline xmlns:a="http://schemas.openxmlformats.org/drawingml/2006/main" xmlns:pic="http://schemas.openxmlformats.org/drawingml/2006/picture">
+                  <wp:extent cx="880872" cy="118872"/>
+                  <wp:docPr id="15" name="Picture 15"/>
+                  <wp:cNvGraphicFramePr>
+                    <a:graphicFrameLocks noChangeAspect="1"/>
+                  </wp:cNvGraphicFramePr>
+                  <a:graphic>
+                    <a:graphicData uri="http://schemas.openxmlformats.org/drawingml/2006/picture">
+                      <pic:pic>
+                        <pic:nvPicPr>
+                          <pic:cNvPr id="0" name="ee8f76ca7cba8c9a.png"/>
+                          <pic:cNvPicPr/>
+                        </pic:nvPicPr>
+                        <pic:blipFill>
+                          <a:blip r:embed="rId22"/>
+                          <a:stretch>
+                            <a:fillRect/>
+                          </a:stretch>
+                        </pic:blipFill>
+                        <pic:spPr>
+                          <a:xfrm>
+                            <a:off x="0" y="0"/>
+                            <a:ext cx="880872" cy="118872"/>
+                          </a:xfrm>
+                          <a:prstGeom prst="rect"/>
+                        </pic:spPr>
+                      </pic:pic>
+                    </a:graphicData>
+                  </a:graphic>
+                </wp:inline>
+              </w:drawing>
+            </w:r>
+            <w:r>
               <w:rPr>
                 <w:b w:val="0"/>
                 <w:i w:val="0"/>
                 <w:color w:val="1A1A1A"/>
                 <w:sz w:val="22"/>
               </w:rPr>
-              <w:t>1 cm = 0.39 in. How many inches is 120 cm?</w:t>
+              <w:t>. How many inches is 120 cm?</w:t>
             </w:r>
           </w:p>
           <w:p>
@@ -2488,13 +3058,47 @@
               <w:t xml:space="preserve">18.   </w:t>
             </w:r>
             <w:r>
+              <w:drawing>
+                <wp:inline xmlns:a="http://schemas.openxmlformats.org/drawingml/2006/main" xmlns:pic="http://schemas.openxmlformats.org/drawingml/2006/picture">
+                  <wp:extent cx="932688" cy="118872"/>
+                  <wp:docPr id="16" name="Picture 16"/>
+                  <wp:cNvGraphicFramePr>
+                    <a:graphicFrameLocks noChangeAspect="1"/>
+                  </wp:cNvGraphicFramePr>
+                  <a:graphic>
+                    <a:graphicData uri="http://schemas.openxmlformats.org/drawingml/2006/picture">
+                      <pic:pic>
+                        <pic:nvPicPr>
+                          <pic:cNvPr id="0" name="0e76ab3bbdebbfa3.png"/>
+                          <pic:cNvPicPr/>
+                        </pic:nvPicPr>
+                        <pic:blipFill>
+                          <a:blip r:embed="rId23"/>
+                          <a:stretch>
+                            <a:fillRect/>
+                          </a:stretch>
+                        </pic:blipFill>
+                        <pic:spPr>
+                          <a:xfrm>
+                            <a:off x="0" y="0"/>
+                            <a:ext cx="932688" cy="118872"/>
+                          </a:xfrm>
+                          <a:prstGeom prst="rect"/>
+                        </pic:spPr>
+                      </pic:pic>
+                    </a:graphicData>
+                  </a:graphic>
+                </wp:inline>
+              </w:drawing>
+            </w:r>
+            <w:r>
               <w:rPr>
                 <w:b w:val="0"/>
                 <w:i w:val="0"/>
                 <w:color w:val="1A1A1A"/>
                 <w:sz w:val="22"/>
               </w:rPr>
-              <w:t>1 km = 0.62 mi. How many miles is 30 km?</w:t>
+              <w:t>. How many miles is 30 km?</w:t>
             </w:r>
           </w:p>
           <w:p>
@@ -2570,13 +3174,133 @@
               <w:t xml:space="preserve">19.   </w:t>
             </w:r>
             <w:r>
+              <w:drawing>
+                <wp:inline xmlns:a="http://schemas.openxmlformats.org/drawingml/2006/main" xmlns:pic="http://schemas.openxmlformats.org/drawingml/2006/picture">
+                  <wp:extent cx="612648" cy="152400"/>
+                  <wp:docPr id="17" name="Picture 17"/>
+                  <wp:cNvGraphicFramePr>
+                    <a:graphicFrameLocks noChangeAspect="1"/>
+                  </wp:cNvGraphicFramePr>
+                  <a:graphic>
+                    <a:graphicData uri="http://schemas.openxmlformats.org/drawingml/2006/picture">
+                      <pic:pic>
+                        <pic:nvPicPr>
+                          <pic:cNvPr id="0" name="839b0e45ced0f362.png"/>
+                          <pic:cNvPicPr/>
+                        </pic:nvPicPr>
+                        <pic:blipFill>
+                          <a:blip r:embed="rId24"/>
+                          <a:stretch>
+                            <a:fillRect/>
+                          </a:stretch>
+                        </pic:blipFill>
+                        <pic:spPr>
+                          <a:xfrm>
+                            <a:off x="0" y="0"/>
+                            <a:ext cx="612648" cy="152400"/>
+                          </a:xfrm>
+                          <a:prstGeom prst="rect"/>
+                        </pic:spPr>
+                      </pic:pic>
+                    </a:graphicData>
+                  </a:graphic>
+                </wp:inline>
+              </w:drawing>
+            </w:r>
+            <w:r>
               <w:rPr>
                 <w:b w:val="0"/>
                 <w:i w:val="0"/>
                 <w:color w:val="1A1A1A"/>
                 <w:sz w:val="22"/>
               </w:rPr>
-              <w:t>1 yd = 3 ft, 1 ft = 12 in, 1 in = 2.54 cm. How many centimeters is 6 yd? Estimate first.</w:t>
+              <w:t xml:space="preserve">, </w:t>
+            </w:r>
+            <w:r>
+              <w:drawing>
+                <wp:inline xmlns:a="http://schemas.openxmlformats.org/drawingml/2006/main" xmlns:pic="http://schemas.openxmlformats.org/drawingml/2006/picture">
+                  <wp:extent cx="658368" cy="115824"/>
+                  <wp:docPr id="18" name="Picture 18"/>
+                  <wp:cNvGraphicFramePr>
+                    <a:graphicFrameLocks noChangeAspect="1"/>
+                  </wp:cNvGraphicFramePr>
+                  <a:graphic>
+                    <a:graphicData uri="http://schemas.openxmlformats.org/drawingml/2006/picture">
+                      <pic:pic>
+                        <pic:nvPicPr>
+                          <pic:cNvPr id="0" name="cc9a9baebce143e8.png"/>
+                          <pic:cNvPicPr/>
+                        </pic:nvPicPr>
+                        <pic:blipFill>
+                          <a:blip r:embed="rId25"/>
+                          <a:stretch>
+                            <a:fillRect/>
+                          </a:stretch>
+                        </pic:blipFill>
+                        <pic:spPr>
+                          <a:xfrm>
+                            <a:off x="0" y="0"/>
+                            <a:ext cx="658368" cy="115824"/>
+                          </a:xfrm>
+                          <a:prstGeom prst="rect"/>
+                        </pic:spPr>
+                      </pic:pic>
+                    </a:graphicData>
+                  </a:graphic>
+                </wp:inline>
+              </w:drawing>
+            </w:r>
+            <w:r>
+              <w:rPr>
+                <w:b w:val="0"/>
+                <w:i w:val="0"/>
+                <w:color w:val="1A1A1A"/>
+                <w:sz w:val="22"/>
+              </w:rPr>
+              <w:t xml:space="preserve">, </w:t>
+            </w:r>
+            <w:r>
+              <w:drawing>
+                <wp:inline xmlns:a="http://schemas.openxmlformats.org/drawingml/2006/main" xmlns:pic="http://schemas.openxmlformats.org/drawingml/2006/picture">
+                  <wp:extent cx="880872" cy="118872"/>
+                  <wp:docPr id="19" name="Picture 19"/>
+                  <wp:cNvGraphicFramePr>
+                    <a:graphicFrameLocks noChangeAspect="1"/>
+                  </wp:cNvGraphicFramePr>
+                  <a:graphic>
+                    <a:graphicData uri="http://schemas.openxmlformats.org/drawingml/2006/picture">
+                      <pic:pic>
+                        <pic:nvPicPr>
+                          <pic:cNvPr id="0" name="3f7b1ea0b6e117e9.png"/>
+                          <pic:cNvPicPr/>
+                        </pic:nvPicPr>
+                        <pic:blipFill>
+                          <a:blip r:embed="rId21"/>
+                          <a:stretch>
+                            <a:fillRect/>
+                          </a:stretch>
+                        </pic:blipFill>
+                        <pic:spPr>
+                          <a:xfrm>
+                            <a:off x="0" y="0"/>
+                            <a:ext cx="880872" cy="118872"/>
+                          </a:xfrm>
+                          <a:prstGeom prst="rect"/>
+                        </pic:spPr>
+                      </pic:pic>
+                    </a:graphicData>
+                  </a:graphic>
+                </wp:inline>
+              </w:drawing>
+            </w:r>
+            <w:r>
+              <w:rPr>
+                <w:b w:val="0"/>
+                <w:i w:val="0"/>
+                <w:color w:val="1A1A1A"/>
+                <w:sz w:val="22"/>
+              </w:rPr>
+              <w:t>. How many centimeters is 6 yd? Estimate first.</w:t>
             </w:r>
           </w:p>
           <w:p>
@@ -2673,7 +3397,50 @@
                 <w:color w:val="1A1A1A"/>
                 <w:sz w:val="22"/>
               </w:rPr>
-              <w:t>Rate on Nov 3: 1 US dollar = 0.92 euros.</w:t>
+              <w:t xml:space="preserve">Rate on Nov 3: </w:t>
+            </w:r>
+            <w:r>
+              <w:drawing>
+                <wp:inline xmlns:a="http://schemas.openxmlformats.org/drawingml/2006/main" xmlns:pic="http://schemas.openxmlformats.org/drawingml/2006/picture">
+                  <wp:extent cx="1539240" cy="121920"/>
+                  <wp:docPr id="20" name="Picture 20"/>
+                  <wp:cNvGraphicFramePr>
+                    <a:graphicFrameLocks noChangeAspect="1"/>
+                  </wp:cNvGraphicFramePr>
+                  <a:graphic>
+                    <a:graphicData uri="http://schemas.openxmlformats.org/drawingml/2006/picture">
+                      <pic:pic>
+                        <pic:nvPicPr>
+                          <pic:cNvPr id="0" name="e2fe311811243543.png"/>
+                          <pic:cNvPicPr/>
+                        </pic:nvPicPr>
+                        <pic:blipFill>
+                          <a:blip r:embed="rId26"/>
+                          <a:stretch>
+                            <a:fillRect/>
+                          </a:stretch>
+                        </pic:blipFill>
+                        <pic:spPr>
+                          <a:xfrm>
+                            <a:off x="0" y="0"/>
+                            <a:ext cx="1539240" cy="121920"/>
+                          </a:xfrm>
+                          <a:prstGeom prst="rect"/>
+                        </pic:spPr>
+                      </pic:pic>
+                    </a:graphicData>
+                  </a:graphic>
+                </wp:inline>
+              </w:drawing>
+            </w:r>
+            <w:r>
+              <w:rPr>
+                <w:b w:val="0"/>
+                <w:i w:val="0"/>
+                <w:color w:val="1A1A1A"/>
+                <w:sz w:val="22"/>
+              </w:rPr>
+              <w:t>.</w:t>
             </w:r>
           </w:p>
           <w:p>
@@ -2842,13 +3609,90 @@
               <w:t xml:space="preserve">21.   </w:t>
             </w:r>
             <w:r>
+              <w:drawing>
+                <wp:inline xmlns:a="http://schemas.openxmlformats.org/drawingml/2006/main" xmlns:pic="http://schemas.openxmlformats.org/drawingml/2006/picture">
+                  <wp:extent cx="880872" cy="118872"/>
+                  <wp:docPr id="21" name="Picture 21"/>
+                  <wp:cNvGraphicFramePr>
+                    <a:graphicFrameLocks noChangeAspect="1"/>
+                  </wp:cNvGraphicFramePr>
+                  <a:graphic>
+                    <a:graphicData uri="http://schemas.openxmlformats.org/drawingml/2006/picture">
+                      <pic:pic>
+                        <pic:nvPicPr>
+                          <pic:cNvPr id="0" name="3f7b1ea0b6e117e9.png"/>
+                          <pic:cNvPicPr/>
+                        </pic:nvPicPr>
+                        <pic:blipFill>
+                          <a:blip r:embed="rId21"/>
+                          <a:stretch>
+                            <a:fillRect/>
+                          </a:stretch>
+                        </pic:blipFill>
+                        <pic:spPr>
+                          <a:xfrm>
+                            <a:off x="0" y="0"/>
+                            <a:ext cx="880872" cy="118872"/>
+                          </a:xfrm>
+                          <a:prstGeom prst="rect"/>
+                        </pic:spPr>
+                      </pic:pic>
+                    </a:graphicData>
+                  </a:graphic>
+                </wp:inline>
+              </w:drawing>
+            </w:r>
+            <w:r>
               <w:rPr>
                 <w:b w:val="0"/>
                 <w:i w:val="0"/>
                 <w:color w:val="1A1A1A"/>
                 <w:sz w:val="22"/>
               </w:rPr>
-              <w:t>1 in = 2.54 cm; 1 cm = 0.39 in. Lee converts 40 cm to inches by multiplying by 2.54 and gets 101.6 in. Name the error and fix it.</w:t>
+              <w:t xml:space="preserve">; </w:t>
+            </w:r>
+            <w:r>
+              <w:drawing>
+                <wp:inline xmlns:a="http://schemas.openxmlformats.org/drawingml/2006/main" xmlns:pic="http://schemas.openxmlformats.org/drawingml/2006/picture">
+                  <wp:extent cx="880872" cy="118872"/>
+                  <wp:docPr id="22" name="Picture 22"/>
+                  <wp:cNvGraphicFramePr>
+                    <a:graphicFrameLocks noChangeAspect="1"/>
+                  </wp:cNvGraphicFramePr>
+                  <a:graphic>
+                    <a:graphicData uri="http://schemas.openxmlformats.org/drawingml/2006/picture">
+                      <pic:pic>
+                        <pic:nvPicPr>
+                          <pic:cNvPr id="0" name="ee8f76ca7cba8c9a.png"/>
+                          <pic:cNvPicPr/>
+                        </pic:nvPicPr>
+                        <pic:blipFill>
+                          <a:blip r:embed="rId22"/>
+                          <a:stretch>
+                            <a:fillRect/>
+                          </a:stretch>
+                        </pic:blipFill>
+                        <pic:spPr>
+                          <a:xfrm>
+                            <a:off x="0" y="0"/>
+                            <a:ext cx="880872" cy="118872"/>
+                          </a:xfrm>
+                          <a:prstGeom prst="rect"/>
+                        </pic:spPr>
+                      </pic:pic>
+                    </a:graphicData>
+                  </a:graphic>
+                </wp:inline>
+              </w:drawing>
+            </w:r>
+            <w:r>
+              <w:rPr>
+                <w:b w:val="0"/>
+                <w:i w:val="0"/>
+                <w:color w:val="1A1A1A"/>
+                <w:sz w:val="22"/>
+              </w:rPr>
+              <w:t>. Lee converts 40 cm to inches by multiplying by 2.54 and gets 101.6 in. Name the error and fix it.</w:t>
             </w:r>
           </w:p>
           <w:p>
@@ -2972,13 +3816,47 @@
               <w:t xml:space="preserve">22.   </w:t>
             </w:r>
             <w:r>
+              <w:drawing>
+                <wp:inline xmlns:a="http://schemas.openxmlformats.org/drawingml/2006/main" xmlns:pic="http://schemas.openxmlformats.org/drawingml/2006/picture">
+                  <wp:extent cx="923544" cy="152400"/>
+                  <wp:docPr id="23" name="Picture 23"/>
+                  <wp:cNvGraphicFramePr>
+                    <a:graphicFrameLocks noChangeAspect="1"/>
+                  </wp:cNvGraphicFramePr>
+                  <a:graphic>
+                    <a:graphicData uri="http://schemas.openxmlformats.org/drawingml/2006/picture">
+                      <pic:pic>
+                        <pic:nvPicPr>
+                          <pic:cNvPr id="0" name="5af2cfa9d33f5ee3.png"/>
+                          <pic:cNvPicPr/>
+                        </pic:nvPicPr>
+                        <pic:blipFill>
+                          <a:blip r:embed="rId27"/>
+                          <a:stretch>
+                            <a:fillRect/>
+                          </a:stretch>
+                        </pic:blipFill>
+                        <pic:spPr>
+                          <a:xfrm>
+                            <a:off x="0" y="0"/>
+                            <a:ext cx="923544" cy="152400"/>
+                          </a:xfrm>
+                          <a:prstGeom prst="rect"/>
+                        </pic:spPr>
+                      </pic:pic>
+                    </a:graphicData>
+                  </a:graphic>
+                </wp:inline>
+              </w:drawing>
+            </w:r>
+            <w:r>
               <w:rPr>
                 <w:b w:val="0"/>
                 <w:i w:val="0"/>
                 <w:color w:val="1A1A1A"/>
                 <w:sz w:val="22"/>
               </w:rPr>
-              <w:t>1 lb = 0.454 kg. How many kilograms is 80 lb?</w:t>
+              <w:t>. How many kilograms is 80 lb?</w:t>
             </w:r>
           </w:p>
           <w:p>
@@ -3069,13 +3947,47 @@
               <w:t xml:space="preserve">23.   </w:t>
             </w:r>
             <w:r>
+              <w:drawing>
+                <wp:inline xmlns:a="http://schemas.openxmlformats.org/drawingml/2006/main" xmlns:pic="http://schemas.openxmlformats.org/drawingml/2006/picture">
+                  <wp:extent cx="932688" cy="152400"/>
+                  <wp:docPr id="24" name="Picture 24"/>
+                  <wp:cNvGraphicFramePr>
+                    <a:graphicFrameLocks noChangeAspect="1"/>
+                  </wp:cNvGraphicFramePr>
+                  <a:graphic>
+                    <a:graphicData uri="http://schemas.openxmlformats.org/drawingml/2006/picture">
+                      <pic:pic>
+                        <pic:nvPicPr>
+                          <pic:cNvPr id="0" name="3c4707d5ca057ff6.png"/>
+                          <pic:cNvPicPr/>
+                        </pic:nvPicPr>
+                        <pic:blipFill>
+                          <a:blip r:embed="rId28"/>
+                          <a:stretch>
+                            <a:fillRect/>
+                          </a:stretch>
+                        </pic:blipFill>
+                        <pic:spPr>
+                          <a:xfrm>
+                            <a:off x="0" y="0"/>
+                            <a:ext cx="932688" cy="152400"/>
+                          </a:xfrm>
+                          <a:prstGeom prst="rect"/>
+                        </pic:spPr>
+                      </pic:pic>
+                    </a:graphicData>
+                  </a:graphic>
+                </wp:inline>
+              </w:drawing>
+            </w:r>
+            <w:r>
               <w:rPr>
                 <w:b w:val="0"/>
                 <w:i w:val="0"/>
                 <w:color w:val="1A1A1A"/>
                 <w:sz w:val="22"/>
               </w:rPr>
-              <w:t>1 L = 0.264 gal. How many gallons is 40 L?</w:t>
+              <w:t>. How many gallons is 40 L?</w:t>
             </w:r>
           </w:p>
           <w:p>
@@ -3151,13 +4063,38 @@
               <w:t xml:space="preserve">24.   </w:t>
             </w:r>
             <w:r>
-              <w:rPr>
-                <w:b w:val="0"/>
-                <w:i w:val="0"/>
-                <w:color w:val="1A1A1A"/>
-                <w:sz w:val="22"/>
-              </w:rPr>
-              <w:t>1 ft = 0.305 m. How many square meters is 8 ft</w:t>
+              <w:drawing>
+                <wp:inline xmlns:a="http://schemas.openxmlformats.org/drawingml/2006/main" xmlns:pic="http://schemas.openxmlformats.org/drawingml/2006/picture">
+                  <wp:extent cx="862584" cy="118872"/>
+                  <wp:docPr id="25" name="Picture 25"/>
+                  <wp:cNvGraphicFramePr>
+                    <a:graphicFrameLocks noChangeAspect="1"/>
+                  </wp:cNvGraphicFramePr>
+                  <a:graphic>
+                    <a:graphicData uri="http://schemas.openxmlformats.org/drawingml/2006/picture">
+                      <pic:pic>
+                        <pic:nvPicPr>
+                          <pic:cNvPr id="0" name="88e6ad97f375f5ea.png"/>
+                          <pic:cNvPicPr/>
+                        </pic:nvPicPr>
+                        <pic:blipFill>
+                          <a:blip r:embed="rId29"/>
+                          <a:stretch>
+                            <a:fillRect/>
+                          </a:stretch>
+                        </pic:blipFill>
+                        <pic:spPr>
+                          <a:xfrm>
+                            <a:off x="0" y="0"/>
+                            <a:ext cx="862584" cy="118872"/>
+                          </a:xfrm>
+                          <a:prstGeom prst="rect"/>
+                        </pic:spPr>
+                      </pic:pic>
+                    </a:graphicData>
+                  </a:graphic>
+                </wp:inline>
+              </w:drawing>
             </w:r>
             <w:r>
               <w:rPr>
@@ -3165,9 +4102,42 @@
                 <w:i w:val="0"/>
                 <w:color w:val="1A1A1A"/>
                 <w:sz w:val="22"/>
-                <w:vertAlign w:val="superscript"/>
               </w:rPr>
-              <w:t>2</w:t>
+              <w:t xml:space="preserve">. How many square meters is </w:t>
+            </w:r>
+            <w:r>
+              <w:drawing>
+                <wp:inline xmlns:a="http://schemas.openxmlformats.org/drawingml/2006/main" xmlns:pic="http://schemas.openxmlformats.org/drawingml/2006/picture">
+                  <wp:extent cx="249935" cy="143256"/>
+                  <wp:docPr id="26" name="Picture 26"/>
+                  <wp:cNvGraphicFramePr>
+                    <a:graphicFrameLocks noChangeAspect="1"/>
+                  </wp:cNvGraphicFramePr>
+                  <a:graphic>
+                    <a:graphicData uri="http://schemas.openxmlformats.org/drawingml/2006/picture">
+                      <pic:pic>
+                        <pic:nvPicPr>
+                          <pic:cNvPr id="0" name="a018a6ade8e5fd0a.png"/>
+                          <pic:cNvPicPr/>
+                        </pic:nvPicPr>
+                        <pic:blipFill>
+                          <a:blip r:embed="rId30"/>
+                          <a:stretch>
+                            <a:fillRect/>
+                          </a:stretch>
+                        </pic:blipFill>
+                        <pic:spPr>
+                          <a:xfrm>
+                            <a:off x="0" y="0"/>
+                            <a:ext cx="249935" cy="143256"/>
+                          </a:xfrm>
+                          <a:prstGeom prst="rect"/>
+                        </pic:spPr>
+                      </pic:pic>
+                    </a:graphicData>
+                  </a:graphic>
+                </wp:inline>
+              </w:drawing>
             </w:r>
             <w:r>
               <w:rPr>
@@ -3296,13 +4266,90 @@
               <w:t xml:space="preserve">25.   </w:t>
             </w:r>
             <w:r>
+              <w:drawing>
+                <wp:inline xmlns:a="http://schemas.openxmlformats.org/drawingml/2006/main" xmlns:pic="http://schemas.openxmlformats.org/drawingml/2006/picture">
+                  <wp:extent cx="713232" cy="118872"/>
+                  <wp:docPr id="27" name="Picture 27"/>
+                  <wp:cNvGraphicFramePr>
+                    <a:graphicFrameLocks noChangeAspect="1"/>
+                  </wp:cNvGraphicFramePr>
+                  <a:graphic>
+                    <a:graphicData uri="http://schemas.openxmlformats.org/drawingml/2006/picture">
+                      <pic:pic>
+                        <pic:nvPicPr>
+                          <pic:cNvPr id="0" name="95c8d2f734606b03.png"/>
+                          <pic:cNvPicPr/>
+                        </pic:nvPicPr>
+                        <pic:blipFill>
+                          <a:blip r:embed="rId31"/>
+                          <a:stretch>
+                            <a:fillRect/>
+                          </a:stretch>
+                        </pic:blipFill>
+                        <pic:spPr>
+                          <a:xfrm>
+                            <a:off x="0" y="0"/>
+                            <a:ext cx="713232" cy="118872"/>
+                          </a:xfrm>
+                          <a:prstGeom prst="rect"/>
+                        </pic:spPr>
+                      </pic:pic>
+                    </a:graphicData>
+                  </a:graphic>
+                </wp:inline>
+              </w:drawing>
+            </w:r>
+            <w:r>
               <w:rPr>
                 <w:b w:val="0"/>
                 <w:i w:val="0"/>
                 <w:color w:val="1A1A1A"/>
                 <w:sz w:val="22"/>
               </w:rPr>
-              <w:t>1 c = 8 fl oz and 1 c = 0.24 L. How many liters is 48 fl oz?</w:t>
+              <w:t xml:space="preserve"> and </w:t>
+            </w:r>
+            <w:r>
+              <w:drawing>
+                <wp:inline xmlns:a="http://schemas.openxmlformats.org/drawingml/2006/main" xmlns:pic="http://schemas.openxmlformats.org/drawingml/2006/picture">
+                  <wp:extent cx="725424" cy="115824"/>
+                  <wp:docPr id="28" name="Picture 28"/>
+                  <wp:cNvGraphicFramePr>
+                    <a:graphicFrameLocks noChangeAspect="1"/>
+                  </wp:cNvGraphicFramePr>
+                  <a:graphic>
+                    <a:graphicData uri="http://schemas.openxmlformats.org/drawingml/2006/picture">
+                      <pic:pic>
+                        <pic:nvPicPr>
+                          <pic:cNvPr id="0" name="23517ced1c8ffbd7.png"/>
+                          <pic:cNvPicPr/>
+                        </pic:nvPicPr>
+                        <pic:blipFill>
+                          <a:blip r:embed="rId32"/>
+                          <a:stretch>
+                            <a:fillRect/>
+                          </a:stretch>
+                        </pic:blipFill>
+                        <pic:spPr>
+                          <a:xfrm>
+                            <a:off x="0" y="0"/>
+                            <a:ext cx="725424" cy="115824"/>
+                          </a:xfrm>
+                          <a:prstGeom prst="rect"/>
+                        </pic:spPr>
+                      </pic:pic>
+                    </a:graphicData>
+                  </a:graphic>
+                </wp:inline>
+              </w:drawing>
+            </w:r>
+            <w:r>
+              <w:rPr>
+                <w:b w:val="0"/>
+                <w:i w:val="0"/>
+                <w:color w:val="1A1A1A"/>
+                <w:sz w:val="22"/>
+              </w:rPr>
+              <w:t>. How many liters is 48 fl oz?</w:t>
             </w:r>
           </w:p>
           <w:p>
@@ -3393,13 +4440,38 @@
               <w:t xml:space="preserve">26.   </w:t>
             </w:r>
             <w:r>
-              <w:rPr>
-                <w:b w:val="0"/>
-                <w:i w:val="0"/>
-                <w:color w:val="1A1A1A"/>
-                <w:sz w:val="22"/>
-              </w:rPr>
-              <w:t>1 m = 3.28 ft. A desk is 1.5 m</w:t>
+              <w:drawing>
+                <wp:inline xmlns:a="http://schemas.openxmlformats.org/drawingml/2006/main" xmlns:pic="http://schemas.openxmlformats.org/drawingml/2006/picture">
+                  <wp:extent cx="780288" cy="115824"/>
+                  <wp:docPr id="29" name="Picture 29"/>
+                  <wp:cNvGraphicFramePr>
+                    <a:graphicFrameLocks noChangeAspect="1"/>
+                  </wp:cNvGraphicFramePr>
+                  <a:graphic>
+                    <a:graphicData uri="http://schemas.openxmlformats.org/drawingml/2006/picture">
+                      <pic:pic>
+                        <pic:nvPicPr>
+                          <pic:cNvPr id="0" name="778891a4fb883ecf.png"/>
+                          <pic:cNvPicPr/>
+                        </pic:nvPicPr>
+                        <pic:blipFill>
+                          <a:blip r:embed="rId33"/>
+                          <a:stretch>
+                            <a:fillRect/>
+                          </a:stretch>
+                        </pic:blipFill>
+                        <pic:spPr>
+                          <a:xfrm>
+                            <a:off x="0" y="0"/>
+                            <a:ext cx="780288" cy="115824"/>
+                          </a:xfrm>
+                          <a:prstGeom prst="rect"/>
+                        </pic:spPr>
+                      </pic:pic>
+                    </a:graphicData>
+                  </a:graphic>
+                </wp:inline>
+              </w:drawing>
             </w:r>
             <w:r>
               <w:rPr>
@@ -3407,9 +4479,42 @@
                 <w:i w:val="0"/>
                 <w:color w:val="1A1A1A"/>
                 <w:sz w:val="22"/>
-                <w:vertAlign w:val="superscript"/>
               </w:rPr>
-              <w:t>2</w:t>
+              <w:t xml:space="preserve">. A desk is </w:t>
+            </w:r>
+            <w:r>
+              <w:drawing>
+                <wp:inline xmlns:a="http://schemas.openxmlformats.org/drawingml/2006/main" xmlns:pic="http://schemas.openxmlformats.org/drawingml/2006/picture">
+                  <wp:extent cx="393192" cy="143256"/>
+                  <wp:docPr id="30" name="Picture 30"/>
+                  <wp:cNvGraphicFramePr>
+                    <a:graphicFrameLocks noChangeAspect="1"/>
+                  </wp:cNvGraphicFramePr>
+                  <a:graphic>
+                    <a:graphicData uri="http://schemas.openxmlformats.org/drawingml/2006/picture">
+                      <pic:pic>
+                        <pic:nvPicPr>
+                          <pic:cNvPr id="0" name="131813993f35676f.png"/>
+                          <pic:cNvPicPr/>
+                        </pic:nvPicPr>
+                        <pic:blipFill>
+                          <a:blip r:embed="rId34"/>
+                          <a:stretch>
+                            <a:fillRect/>
+                          </a:stretch>
+                        </pic:blipFill>
+                        <pic:spPr>
+                          <a:xfrm>
+                            <a:off x="0" y="0"/>
+                            <a:ext cx="393192" cy="143256"/>
+                          </a:xfrm>
+                          <a:prstGeom prst="rect"/>
+                        </pic:spPr>
+                      </pic:pic>
+                    </a:graphicData>
+                  </a:graphic>
+                </wp:inline>
+              </w:drawing>
             </w:r>
             <w:r>
               <w:rPr>
@@ -3443,17 +4548,41 @@
                 <w:color w:val="1A1A1A"/>
                 <w:sz w:val="22"/>
               </w:rPr>
-              <w:t>A.  4.9 ft</w:t>
+              <w:t xml:space="preserve">A.  </w:t>
             </w:r>
             <w:r>
-              <w:rPr>
-                <w:b w:val="0"/>
-                <w:i w:val="0"/>
-                <w:color w:val="1A1A1A"/>
-                <w:sz w:val="22"/>
-                <w:vertAlign w:val="superscript"/>
-              </w:rPr>
-              <w:t>2</w:t>
+              <w:drawing>
+                <wp:inline xmlns:a="http://schemas.openxmlformats.org/drawingml/2006/main" xmlns:pic="http://schemas.openxmlformats.org/drawingml/2006/picture">
+                  <wp:extent cx="384048" cy="146304"/>
+                  <wp:docPr id="31" name="Picture 31"/>
+                  <wp:cNvGraphicFramePr>
+                    <a:graphicFrameLocks noChangeAspect="1"/>
+                  </wp:cNvGraphicFramePr>
+                  <a:graphic>
+                    <a:graphicData uri="http://schemas.openxmlformats.org/drawingml/2006/picture">
+                      <pic:pic>
+                        <pic:nvPicPr>
+                          <pic:cNvPr id="0" name="252a7bc1c5ff0544.png"/>
+                          <pic:cNvPicPr/>
+                        </pic:nvPicPr>
+                        <pic:blipFill>
+                          <a:blip r:embed="rId35"/>
+                          <a:stretch>
+                            <a:fillRect/>
+                          </a:stretch>
+                        </pic:blipFill>
+                        <pic:spPr>
+                          <a:xfrm>
+                            <a:off x="0" y="0"/>
+                            <a:ext cx="384048" cy="146304"/>
+                          </a:xfrm>
+                          <a:prstGeom prst="rect"/>
+                        </pic:spPr>
+                      </pic:pic>
+                    </a:graphicData>
+                  </a:graphic>
+                </wp:inline>
+              </w:drawing>
             </w:r>
           </w:p>
           <w:p>
@@ -3478,17 +4607,41 @@
                 <w:color w:val="1A1A1A"/>
                 <w:sz w:val="22"/>
               </w:rPr>
-              <w:t>B.  9.8 ft</w:t>
+              <w:t xml:space="preserve">B.  </w:t>
             </w:r>
             <w:r>
-              <w:rPr>
-                <w:b w:val="0"/>
-                <w:i w:val="0"/>
-                <w:color w:val="1A1A1A"/>
-                <w:sz w:val="22"/>
-                <w:vertAlign w:val="superscript"/>
-              </w:rPr>
-              <w:t>2</w:t>
+              <w:drawing>
+                <wp:inline xmlns:a="http://schemas.openxmlformats.org/drawingml/2006/main" xmlns:pic="http://schemas.openxmlformats.org/drawingml/2006/picture">
+                  <wp:extent cx="381000" cy="146304"/>
+                  <wp:docPr id="32" name="Picture 32"/>
+                  <wp:cNvGraphicFramePr>
+                    <a:graphicFrameLocks noChangeAspect="1"/>
+                  </wp:cNvGraphicFramePr>
+                  <a:graphic>
+                    <a:graphicData uri="http://schemas.openxmlformats.org/drawingml/2006/picture">
+                      <pic:pic>
+                        <pic:nvPicPr>
+                          <pic:cNvPr id="0" name="7cb4ba3bd456a517.png"/>
+                          <pic:cNvPicPr/>
+                        </pic:nvPicPr>
+                        <pic:blipFill>
+                          <a:blip r:embed="rId36"/>
+                          <a:stretch>
+                            <a:fillRect/>
+                          </a:stretch>
+                        </pic:blipFill>
+                        <pic:spPr>
+                          <a:xfrm>
+                            <a:off x="0" y="0"/>
+                            <a:ext cx="381000" cy="146304"/>
+                          </a:xfrm>
+                          <a:prstGeom prst="rect"/>
+                        </pic:spPr>
+                      </pic:pic>
+                    </a:graphicData>
+                  </a:graphic>
+                </wp:inline>
+              </w:drawing>
             </w:r>
           </w:p>
           <w:p>
@@ -3513,17 +4666,41 @@
                 <w:color w:val="9E1B32"/>
                 <w:sz w:val="22"/>
               </w:rPr>
-              <w:t>C.  16.1 ft</w:t>
+              <w:t xml:space="preserve">C.  </w:t>
             </w:r>
             <w:r>
-              <w:rPr>
-                <w:b/>
-                <w:i w:val="0"/>
-                <w:color w:val="9E1B32"/>
-                <w:sz w:val="22"/>
-                <w:vertAlign w:val="superscript"/>
-              </w:rPr>
-              <w:t>2</w:t>
+              <w:drawing>
+                <wp:inline xmlns:a="http://schemas.openxmlformats.org/drawingml/2006/main" xmlns:pic="http://schemas.openxmlformats.org/drawingml/2006/picture">
+                  <wp:extent cx="448056" cy="143256"/>
+                  <wp:docPr id="33" name="Picture 33"/>
+                  <wp:cNvGraphicFramePr>
+                    <a:graphicFrameLocks noChangeAspect="1"/>
+                  </wp:cNvGraphicFramePr>
+                  <a:graphic>
+                    <a:graphicData uri="http://schemas.openxmlformats.org/drawingml/2006/picture">
+                      <pic:pic>
+                        <pic:nvPicPr>
+                          <pic:cNvPr id="0" name="4be6209a1de38989.png"/>
+                          <pic:cNvPicPr/>
+                        </pic:nvPicPr>
+                        <pic:blipFill>
+                          <a:blip r:embed="rId37"/>
+                          <a:stretch>
+                            <a:fillRect/>
+                          </a:stretch>
+                        </pic:blipFill>
+                        <pic:spPr>
+                          <a:xfrm>
+                            <a:off x="0" y="0"/>
+                            <a:ext cx="448056" cy="143256"/>
+                          </a:xfrm>
+                          <a:prstGeom prst="rect"/>
+                        </pic:spPr>
+                      </pic:pic>
+                    </a:graphicData>
+                  </a:graphic>
+                </wp:inline>
+              </w:drawing>
             </w:r>
           </w:p>
           <w:p>
@@ -3548,17 +4725,41 @@
                 <w:color w:val="1A1A1A"/>
                 <w:sz w:val="22"/>
               </w:rPr>
-              <w:t>D.  10.8 ft</w:t>
+              <w:t xml:space="preserve">D.  </w:t>
             </w:r>
             <w:r>
-              <w:rPr>
-                <w:b w:val="0"/>
-                <w:i w:val="0"/>
-                <w:color w:val="1A1A1A"/>
-                <w:sz w:val="22"/>
-                <w:vertAlign w:val="superscript"/>
-              </w:rPr>
-              <w:t>2</w:t>
+              <w:drawing>
+                <wp:inline xmlns:a="http://schemas.openxmlformats.org/drawingml/2006/main" xmlns:pic="http://schemas.openxmlformats.org/drawingml/2006/picture">
+                  <wp:extent cx="448056" cy="143256"/>
+                  <wp:docPr id="34" name="Picture 34"/>
+                  <wp:cNvGraphicFramePr>
+                    <a:graphicFrameLocks noChangeAspect="1"/>
+                  </wp:cNvGraphicFramePr>
+                  <a:graphic>
+                    <a:graphicData uri="http://schemas.openxmlformats.org/drawingml/2006/picture">
+                      <pic:pic>
+                        <pic:nvPicPr>
+                          <pic:cNvPr id="0" name="f63842feb2fb877f.png"/>
+                          <pic:cNvPicPr/>
+                        </pic:nvPicPr>
+                        <pic:blipFill>
+                          <a:blip r:embed="rId38"/>
+                          <a:stretch>
+                            <a:fillRect/>
+                          </a:stretch>
+                        </pic:blipFill>
+                        <pic:spPr>
+                          <a:xfrm>
+                            <a:off x="0" y="0"/>
+                            <a:ext cx="448056" cy="143256"/>
+                          </a:xfrm>
+                          <a:prstGeom prst="rect"/>
+                        </pic:spPr>
+                      </pic:pic>
+                    </a:graphicData>
+                  </a:graphic>
+                </wp:inline>
+              </w:drawing>
             </w:r>
           </w:p>
           <w:p>
@@ -3867,7 +5068,50 @@
                 <w:color w:val="1A1A1A"/>
                 <w:sz w:val="22"/>
               </w:rPr>
-              <w:t>A recipe for 3 servings uses 1¼ cups of rice.</w:t>
+              <w:t xml:space="preserve">A recipe for 3 servings uses </w:t>
+            </w:r>
+            <w:r>
+              <w:drawing>
+                <wp:inline xmlns:a="http://schemas.openxmlformats.org/drawingml/2006/main" xmlns:pic="http://schemas.openxmlformats.org/drawingml/2006/picture">
+                  <wp:extent cx="128016" cy="213360"/>
+                  <wp:docPr id="35" name="Picture 35"/>
+                  <wp:cNvGraphicFramePr>
+                    <a:graphicFrameLocks noChangeAspect="1"/>
+                  </wp:cNvGraphicFramePr>
+                  <a:graphic>
+                    <a:graphicData uri="http://schemas.openxmlformats.org/drawingml/2006/picture">
+                      <pic:pic>
+                        <pic:nvPicPr>
+                          <pic:cNvPr id="0" name="5e0eb291eefa9fc9.png"/>
+                          <pic:cNvPicPr/>
+                        </pic:nvPicPr>
+                        <pic:blipFill>
+                          <a:blip r:embed="rId39"/>
+                          <a:stretch>
+                            <a:fillRect/>
+                          </a:stretch>
+                        </pic:blipFill>
+                        <pic:spPr>
+                          <a:xfrm>
+                            <a:off x="0" y="0"/>
+                            <a:ext cx="128016" cy="213360"/>
+                          </a:xfrm>
+                          <a:prstGeom prst="rect"/>
+                        </pic:spPr>
+                      </pic:pic>
+                    </a:graphicData>
+                  </a:graphic>
+                </wp:inline>
+              </w:drawing>
+            </w:r>
+            <w:r>
+              <w:rPr>
+                <w:b w:val="0"/>
+                <w:i w:val="0"/>
+                <w:color w:val="1A1A1A"/>
+                <w:sz w:val="22"/>
+              </w:rPr>
+              <w:t xml:space="preserve"> cups of rice.</w:t>
             </w:r>
           </w:p>
           <w:p>
@@ -4036,13 +5280,47 @@
               <w:t xml:space="preserve">29.   </w:t>
             </w:r>
             <w:r>
+              <w:drawing>
+                <wp:inline xmlns:a="http://schemas.openxmlformats.org/drawingml/2006/main" xmlns:pic="http://schemas.openxmlformats.org/drawingml/2006/picture">
+                  <wp:extent cx="932688" cy="118872"/>
+                  <wp:docPr id="36" name="Picture 36"/>
+                  <wp:cNvGraphicFramePr>
+                    <a:graphicFrameLocks noChangeAspect="1"/>
+                  </wp:cNvGraphicFramePr>
+                  <a:graphic>
+                    <a:graphicData uri="http://schemas.openxmlformats.org/drawingml/2006/picture">
+                      <pic:pic>
+                        <pic:nvPicPr>
+                          <pic:cNvPr id="0" name="0e76ab3bbdebbfa3.png"/>
+                          <pic:cNvPicPr/>
+                        </pic:nvPicPr>
+                        <pic:blipFill>
+                          <a:blip r:embed="rId23"/>
+                          <a:stretch>
+                            <a:fillRect/>
+                          </a:stretch>
+                        </pic:blipFill>
+                        <pic:spPr>
+                          <a:xfrm>
+                            <a:off x="0" y="0"/>
+                            <a:ext cx="932688" cy="118872"/>
+                          </a:xfrm>
+                          <a:prstGeom prst="rect"/>
+                        </pic:spPr>
+                      </pic:pic>
+                    </a:graphicData>
+                  </a:graphic>
+                </wp:inline>
+              </w:drawing>
+            </w:r>
+            <w:r>
               <w:rPr>
                 <w:b w:val="0"/>
                 <w:i w:val="0"/>
                 <w:color w:val="1A1A1A"/>
                 <w:sz w:val="22"/>
               </w:rPr>
-              <w:t>1 km = 0.62 mi. A train does 110 km/h; a bus does 65 mi/h. Which is faster? Show both speeds in one unit.</w:t>
+              <w:t>. A train does 110 km/h; a bus does 65 mi/h. Which is faster? Show both speeds in one unit.</w:t>
             </w:r>
           </w:p>
           <w:p>
@@ -4139,7 +5417,50 @@
                 <w:color w:val="1A1A1A"/>
                 <w:sz w:val="22"/>
               </w:rPr>
-              <w:t>Paint is mixed 1 : 2 : 5. A batch uses 10 gal of the third color. How many gallons is the whole batch?</w:t>
+              <w:t xml:space="preserve">Paint is mixed </w:t>
+            </w:r>
+            <w:r>
+              <w:drawing>
+                <wp:inline xmlns:a="http://schemas.openxmlformats.org/drawingml/2006/main" xmlns:pic="http://schemas.openxmlformats.org/drawingml/2006/picture">
+                  <wp:extent cx="405384" cy="118872"/>
+                  <wp:docPr id="37" name="Picture 37"/>
+                  <wp:cNvGraphicFramePr>
+                    <a:graphicFrameLocks noChangeAspect="1"/>
+                  </wp:cNvGraphicFramePr>
+                  <a:graphic>
+                    <a:graphicData uri="http://schemas.openxmlformats.org/drawingml/2006/picture">
+                      <pic:pic>
+                        <pic:nvPicPr>
+                          <pic:cNvPr id="0" name="47929f81b27b69a9.png"/>
+                          <pic:cNvPicPr/>
+                        </pic:nvPicPr>
+                        <pic:blipFill>
+                          <a:blip r:embed="rId40"/>
+                          <a:stretch>
+                            <a:fillRect/>
+                          </a:stretch>
+                        </pic:blipFill>
+                        <pic:spPr>
+                          <a:xfrm>
+                            <a:off x="0" y="0"/>
+                            <a:ext cx="405384" cy="118872"/>
+                          </a:xfrm>
+                          <a:prstGeom prst="rect"/>
+                        </pic:spPr>
+                      </pic:pic>
+                    </a:graphicData>
+                  </a:graphic>
+                </wp:inline>
+              </w:drawing>
+            </w:r>
+            <w:r>
+              <w:rPr>
+                <w:b w:val="0"/>
+                <w:i w:val="0"/>
+                <w:color w:val="1A1A1A"/>
+                <w:sz w:val="22"/>
+              </w:rPr>
+              <w:t>. A batch uses 10 gal of the third color. How many gallons is the whole batch?</w:t>
             </w:r>
           </w:p>
           <w:p>

--- a/a7/build/out/u5/A7 Unit 5 Multi-Step Proportional Relationships - Review - Key.docx
+++ b/a7/build/out/u5/A7 Unit 5 Multi-Step Proportional Relationships - Review - Key.docx
@@ -205,7 +205,7 @@
           <w:color w:val="6B6B6B"/>
           <w:sz w:val="19"/>
         </w:rPr>
-        <w:t>HOW TO USE THIS.   This review covers every learning target from the unit — more than the assessment does. Work it in parts. If you miss two or more in a part, that part is where to spend your study time. The reference sheet has everything you need for each part.</w:t>
+        <w:t>HOW TO USE THIS.   This review covers every learning target from the unit — more than the assessment does. Work it one section at a time. If you miss two or more in a section, that section is where to spend your study time. The reference sheet has everything you need for each section.</w:t>
       </w:r>
     </w:p>
     <w:p>
@@ -226,7 +226,7 @@
           <w:color w:val="1A1A1A"/>
           <w:sz w:val="24"/>
         </w:rPr>
-        <w:t>PART A.   Scale Drawings</w:t>
+        <w:t>Scale Drawings</w:t>
       </w:r>
       <w:r>
         <w:tab/>
@@ -238,7 +238,7 @@
           <w:color w:val="6B6B6B"/>
           <w:sz w:val="19"/>
         </w:rPr>
-        <w:t>Lesson 1   ·   MA.7.GR.1.5   ·   5 questions</w:t>
+        <w:t>Lesson 5.01   ·   MA.7.GR.1.5   ·   5 questions</w:t>
       </w:r>
     </w:p>
     <w:tbl>
@@ -943,7 +943,7 @@
           <w:color w:val="1A1A1A"/>
           <w:sz w:val="24"/>
         </w:rPr>
-        <w:t>PART B.   Scale Factor: Perimeter and Area</w:t>
+        <w:t>Scale Factor: Perimeter and Area</w:t>
       </w:r>
       <w:r>
         <w:tab/>
@@ -955,7 +955,7 @@
           <w:color w:val="6B6B6B"/>
           <w:sz w:val="19"/>
         </w:rPr>
-        <w:t>Lessons 2–3   ·   MA.7.GR.1.5   ·   6 questions</w:t>
+        <w:t>Lessons 5.02–5.03   ·   MA.7.GR.1.5   ·   6 questions</w:t>
       </w:r>
     </w:p>
     <w:tbl>
@@ -1996,7 +1996,7 @@
           <w:color w:val="1A1A1A"/>
           <w:sz w:val="24"/>
         </w:rPr>
-        <w:t>PART C.   Real-World Scale Drawings</w:t>
+        <w:t>Real-World Scale Drawings</w:t>
       </w:r>
       <w:r>
         <w:tab/>
@@ -2008,7 +2008,7 @@
           <w:color w:val="6B6B6B"/>
           <w:sz w:val="19"/>
         </w:rPr>
-        <w:t>Lesson 4   ·   MA.7.GR.1.5   ·   4 questions</w:t>
+        <w:t>Lesson 5.04   ·   MA.7.GR.1.5   ·   4 questions</w:t>
       </w:r>
     </w:p>
     <w:tbl>
@@ -2751,7 +2751,7 @@
           <w:color w:val="1A1A1A"/>
           <w:sz w:val="24"/>
         </w:rPr>
-        <w:t>PART D.   Converting Length Across Systems; Currency</w:t>
+        <w:t>Converting Length Across Systems; Currency</w:t>
       </w:r>
       <w:r>
         <w:tab/>
@@ -2763,7 +2763,7 @@
           <w:color w:val="6B6B6B"/>
           <w:sz w:val="19"/>
         </w:rPr>
-        <w:t>Lessons 6–7   ·   MA.7.AR.3.3   ·   6 questions</w:t>
+        <w:t>Lessons 5.06–5.07   ·   MA.7.AR.3.3   ·   6 questions</w:t>
       </w:r>
     </w:p>
     <w:tbl>
@@ -3756,7 +3756,7 @@
           <w:color w:val="1A1A1A"/>
           <w:sz w:val="24"/>
         </w:rPr>
-        <w:t>PART E.   Converting Mass, Area and Volume</w:t>
+        <w:t>Converting Mass, Area and Volume</w:t>
       </w:r>
       <w:r>
         <w:tab/>
@@ -3768,7 +3768,7 @@
           <w:color w:val="6B6B6B"/>
           <w:sz w:val="19"/>
         </w:rPr>
-        <w:t>Lessons 8–9   ·   MA.7.AR.3.3   ·   5 questions</w:t>
+        <w:t>Lessons 5.08–5.09   ·   MA.7.AR.3.3   ·   5 questions</w:t>
       </w:r>
     </w:p>
     <w:tbl>
@@ -4842,7 +4842,7 @@
           <w:color w:val="1A1A1A"/>
           <w:sz w:val="24"/>
         </w:rPr>
-        <w:t>PART F.   Multi-Step Proportion Problems</w:t>
+        <w:t>Multi-Step Proportion Problems</w:t>
       </w:r>
       <w:r>
         <w:tab/>
@@ -4854,7 +4854,7 @@
           <w:color w:val="6B6B6B"/>
           <w:sz w:val="19"/>
         </w:rPr>
-        <w:t>Lessons 10–11   ·   MA.7.AR.4.5   ·   4 questions</w:t>
+        <w:t>Lessons 5.10–5.11   ·   MA.7.AR.4.5   ·   4 questions</w:t>
       </w:r>
     </w:p>
     <w:tbl>
